--- a/Week-27-Graded-Mini-Project/Week 27_Graded Mini Project_Jain.docx
+++ b/Week-27-Graded-Mini-Project/Week 27_Graded Mini Project_Jain.docx
@@ -4088,7 +4088,7 @@
           <w:b w:val="0"/>
           <w:sz w:val="19"/>
         </w:rPr>
-        <w:t xml:space="preserve"> README.md (setup, run, design notes, limitations); app.py CLI (ask, eval --cold, eval, reset-memory, --report for a JSON run report, --sqlite); run_all.sh builds everything.</w:t>
+        <w:t xml:space="preserve"> README.md (setup, run, design notes, limitations); app.py CLI (ask, eval --cold, eval, reset-memory, --report for a JSON run report, --sqlite); the README gives setup and run steps.</w:t>
       </w:r>
     </w:p>
     <w:p>
